--- a/Cover_Letters/Shinoy_Gaming_Laboratories_International__LLC_Technical_Services_Specialist___Math_Cover_Letter.docx
+++ b/Cover_Letters/Shinoy_Gaming_Laboratories_International__LLC_Technical_Services_Specialist___Math_Cover_Letter.docx
@@ -14,7 +14,7 @@
     </w:p>
     <w:p>
       <w:r>
-        <w:t>September 04, 2026</w:t>
+        <w:t>October 01, 2026</w:t>
       </w:r>
     </w:p>
     <w:p>
@@ -35,12 +35,12 @@
     </w:p>
     <w:p>
       <w:r>
-        <w:t>Your opening for a Technical Services Specialist caught my eye because it relies heavily on close attention to detail, thorough documentation checks, and verifying system components against standards. Throughout my career in quality assurance, I have spent years reviewing test evidence, tracking project requirements, and ensuring that every deliverable meets precise specifications before release. I also use tools like Gemini Code Assist to help streamline my review and testing workflows.</w:t>
+        <w:t>Your opening for a Technical Services Specialist caught my eye because it relies heavily on careful review work, documentation, and attention to detail. Throughout my career in quality assurance, I have spent a lot of time reviewing technical evidence, checking system specifications, and making sure that deliverables match exact requirements before release. I am comfortable working with internal tracking tools, writing clear deficiency notes, and verifying components against strict guidelines.</w:t>
       </w:r>
     </w:p>
     <w:p>
       <w:r>
-        <w:t>I am comfortable communicating findings clearly to engineers and stakeholders, and I appreciate the focus your team places on accuracy in certification processes.</w:t>
+        <w:t>I appreciate the care Gaming Laboratories International puts into its certification processes and client delivery.</w:t>
       </w:r>
     </w:p>
     <w:p>
